--- a/lab1/IntroToCompVis_lab3AiymKair.docx
+++ b/lab1/IntroToCompVis_lab3AiymKair.docx
@@ -16,7 +16,7 @@
           <w:noProof/>
         </w:rPr>
         <w:drawing>
-          <wp:inline distT="0" distB="0" distL="0" distR="0" wp14:anchorId="62F39A5C" wp14:editId="738C3590">
+          <wp:inline distT="0" distB="0" distL="0" distR="0" wp14:anchorId="62F39A5C" wp14:editId="1D1C8C91">
             <wp:extent cx="5940425" cy="1668780"/>
             <wp:effectExtent l="0" t="0" r="3175" b="7620"/>
             <wp:docPr id="1" name="Рисунок 1" descr="Изображение выглядит как текст, Шрифт, снимок экрана, число  Автоматически созданное описание"/>
@@ -13642,12 +13642,8 @@
     </w:p>
     <w:p>
       <w:pPr>
-        <w:pStyle w:val="a5"/>
-        <w:numPr>
-          <w:ilvl w:val="0"/>
-          <w:numId w:val="19"/>
-        </w:numPr>
         <w:spacing w:after="0" w:line="259" w:lineRule="auto"/>
+        <w:ind w:left="360"/>
         <w:rPr>
           <w:rFonts w:ascii="Times New Roman" w:eastAsia="Times New Roman" w:hAnsi="Times New Roman" w:cs="Times New Roman"/>
           <w:sz w:val="24"/>
@@ -17428,6 +17424,15 @@
 </file>
 
 <file path=customXml/item1.xml><?xml version="1.0" encoding="utf-8"?>
+<?mso-contentType ?>
+<FormTemplates xmlns="http://schemas.microsoft.com/sharepoint/v3/contenttype/forms">
+  <Display>DocumentLibraryForm</Display>
+  <Edit>DocumentLibraryForm</Edit>
+  <New>DocumentLibraryForm</New>
+</FormTemplates>
+</file>
+
+<file path=customXml/item2.xml><?xml version="1.0" encoding="utf-8"?>
 <p:properties xmlns:p="http://schemas.microsoft.com/office/2006/metadata/properties" xmlns:xsi="http://www.w3.org/2001/XMLSchema-instance" xmlns:pc="http://schemas.microsoft.com/office/infopath/2007/PartnerControls">
   <documentManagement>
     <TaxCatchAll xmlns="00dcc6ed-9ad5-415b-91a8-f09ba72d47b6" xsi:nil="true"/>
@@ -17437,15 +17442,6 @@
     </lcf76f155ced4ddcb4097134ff3c332f>
   </documentManagement>
 </p:properties>
-</file>
-
-<file path=customXml/item2.xml><?xml version="1.0" encoding="utf-8"?>
-<?mso-contentType ?>
-<FormTemplates xmlns="http://schemas.microsoft.com/sharepoint/v3/contenttype/forms">
-  <Display>DocumentLibraryForm</Display>
-  <Edit>DocumentLibraryForm</Edit>
-  <New>DocumentLibraryForm</New>
-</FormTemplates>
 </file>
 
 <file path=customXml/item3.xml><?xml version="1.0" encoding="utf-8"?>
@@ -17644,20 +17640,20 @@
 </file>
 
 <file path=customXml/itemProps1.xml><?xml version="1.0" encoding="utf-8"?>
+<ds:datastoreItem xmlns:ds="http://schemas.openxmlformats.org/officeDocument/2006/customXml" ds:itemID="{4396DC8F-2F98-456A-95AF-81129B59EB4D}">
+  <ds:schemaRefs>
+    <ds:schemaRef ds:uri="http://schemas.microsoft.com/sharepoint/v3/contenttype/forms"/>
+  </ds:schemaRefs>
+</ds:datastoreItem>
+</file>
+
+<file path=customXml/itemProps2.xml><?xml version="1.0" encoding="utf-8"?>
 <ds:datastoreItem xmlns:ds="http://schemas.openxmlformats.org/officeDocument/2006/customXml" ds:itemID="{00703EF1-AA07-4A1D-AC84-001662851889}">
   <ds:schemaRefs>
     <ds:schemaRef ds:uri="http://schemas.microsoft.com/office/2006/metadata/properties"/>
     <ds:schemaRef ds:uri="http://schemas.microsoft.com/office/infopath/2007/PartnerControls"/>
     <ds:schemaRef ds:uri="00dcc6ed-9ad5-415b-91a8-f09ba72d47b6"/>
     <ds:schemaRef ds:uri="80f4c5f9-9b5b-436c-8a2f-41d0f2dbd03e"/>
-  </ds:schemaRefs>
-</ds:datastoreItem>
-</file>
-
-<file path=customXml/itemProps2.xml><?xml version="1.0" encoding="utf-8"?>
-<ds:datastoreItem xmlns:ds="http://schemas.openxmlformats.org/officeDocument/2006/customXml" ds:itemID="{4396DC8F-2F98-456A-95AF-81129B59EB4D}">
-  <ds:schemaRefs>
-    <ds:schemaRef ds:uri="http://schemas.microsoft.com/sharepoint/v3/contenttype/forms"/>
   </ds:schemaRefs>
 </ds:datastoreItem>
 </file>
